--- a/policies/sources/Audit_Committee_Charter.docx
+++ b/policies/sources/Audit_Committee_Charter.docx
@@ -137,7 +137,8 @@
         <w:pStyle w:val="Overskrift1"/>
       </w:pPr>
       <w:r>
-        <w:lastRenderedPageBreak/>
+        <w:t>1</w:t>
+        <w:tab/>
         <w:t>Establishment and purpose</w:t>
       </w:r>
     </w:p>
@@ -194,6 +195,8 @@
         <w:rPr>
           <w:lang w:val="en-GB"/>
         </w:rPr>
+        <w:t>2</w:t>
+        <w:tab/>
         <w:t>Members</w:t>
       </w:r>
     </w:p>
@@ -311,6 +314,8 @@
         <w:rPr>
           <w:lang w:val="en-GB"/>
         </w:rPr>
+        <w:t>3</w:t>
+        <w:tab/>
         <w:t>Assignments</w:t>
       </w:r>
     </w:p>
@@ -1433,6 +1438,8 @@
         <w:rPr>
           <w:lang w:val="en-GB"/>
         </w:rPr>
+        <w:t>4</w:t>
+        <w:tab/>
         <w:t>Meetings</w:t>
       </w:r>
     </w:p>
@@ -1663,6 +1670,8 @@
         <w:rPr>
           <w:lang w:val="en-GB"/>
         </w:rPr>
+        <w:t>5</w:t>
+        <w:tab/>
         <w:t>Resolutions at the Audit Committee</w:t>
       </w:r>
     </w:p>
@@ -1799,6 +1808,8 @@
         <w:rPr>
           <w:lang w:val="en-GB"/>
         </w:rPr>
+        <w:t>6</w:t>
+        <w:tab/>
         <w:t>Authorisation</w:t>
       </w:r>
     </w:p>
@@ -1903,6 +1914,8 @@
         <w:rPr>
           <w:lang w:val="en-GB"/>
         </w:rPr>
+        <w:t>7</w:t>
+        <w:tab/>
         <w:t>Review of Charter</w:t>
       </w:r>
     </w:p>

--- a/policies/sources/Audit_Committee_Charter.docx
+++ b/policies/sources/Audit_Committee_Charter.docx
@@ -386,7 +386,8 @@
         <w:jc w:val="left"/>
       </w:pPr>
       <w:r>
-        <w:lastRenderedPageBreak/>
+        <w:t>a.</w:t>
+        <w:tab/>
         <w:t>Oversee the periodic financial and sustainability reporting process implemented by the Executive Management;</w:t>
       </w:r>
     </w:p>
@@ -404,6 +405,8 @@
         <w:jc w:val="left"/>
       </w:pPr>
       <w:r>
+        <w:t>b.</w:t>
+        <w:tab/>
         <w:t xml:space="preserve">Review the external financial and sustainability reporting, including the interim and annual reports prior to submission to the Board of Directors for approval; </w:t>
       </w:r>
     </w:p>
@@ -421,6 +424,8 @@
         <w:jc w:val="left"/>
       </w:pPr>
       <w:r>
+        <w:t>c.</w:t>
+        <w:tab/>
         <w:t>Inform the Board of Directors of the outcome of the statutory audit in relation to both financial and sustainability reporting, including the financial and sustainability reporting process;</w:t>
       </w:r>
     </w:p>
@@ -438,6 +443,8 @@
         <w:jc w:val="left"/>
       </w:pPr>
       <w:r>
+        <w:t>d.</w:t>
+        <w:tab/>
         <w:t xml:space="preserve">Evaluate the Company’s compliance with relevant audit and </w:t>
       </w:r>
       <w:r>
@@ -461,6 +468,8 @@
         <w:jc w:val="left"/>
       </w:pPr>
       <w:r>
+        <w:t>e.</w:t>
+        <w:tab/>
         <w:t>Review the main accounting policies and principles applied including making recommendations to the Board of Directors regarding whether these should be amended;</w:t>
       </w:r>
     </w:p>
@@ -478,6 +487,8 @@
         <w:jc w:val="left"/>
       </w:pPr>
       <w:r>
+        <w:t>f.</w:t>
+        <w:tab/>
         <w:t>Review significant accounting estimates and judgments and changes made hereto;</w:t>
       </w:r>
     </w:p>
@@ -495,6 +506,8 @@
         <w:jc w:val="left"/>
       </w:pPr>
       <w:r>
+        <w:t>g.</w:t>
+        <w:tab/>
         <w:t>Evaluate relevant financial, sustainability and business risks and uncertainties for the relevant year in relation to the external financial and sustainability reporting;</w:t>
       </w:r>
     </w:p>
@@ -512,6 +525,8 @@
         <w:jc w:val="left"/>
       </w:pPr>
       <w:r>
+        <w:t>h.</w:t>
+        <w:tab/>
         <w:t>Review financial outlook in external financial reporting and the process ensuring that any required updates are made in a timely manner;</w:t>
       </w:r>
     </w:p>
@@ -529,6 +544,8 @@
         <w:jc w:val="left"/>
       </w:pPr>
       <w:r>
+        <w:t>i.</w:t>
+        <w:tab/>
         <w:t>Oversee the preparation process of sustainability reporting, including double materiality assessments and XBRL-tagging process;</w:t>
       </w:r>
     </w:p>
@@ -546,6 +563,8 @@
         <w:jc w:val="left"/>
       </w:pPr>
       <w:r>
+        <w:t>j.</w:t>
+        <w:tab/>
         <w:t>Evaluate the overall presentation of the financial reporting in order to ensure that it provides a true and fair view of the financial position as well as the development and performance of the Company;</w:t>
       </w:r>
     </w:p>
@@ -563,6 +582,8 @@
         <w:jc w:val="left"/>
       </w:pPr>
       <w:r>
+        <w:t>k.</w:t>
+        <w:tab/>
         <w:t xml:space="preserve">Oversee and evaluate the overall integrity of the sustainability reporting </w:t>
       </w:r>
       <w:r>
@@ -592,6 +613,8 @@
         <w:jc w:val="left"/>
       </w:pPr>
       <w:r>
+        <w:t>l.</w:t>
+        <w:tab/>
         <w:t xml:space="preserve">Review and evaluate unusual transactions and all transactions with related parties as required by applicable law. Furthermore, the Audit Committee shall submit related party transactions to the Board of Directors for approval prior to the Company or a subsidiary entering into the transaction, if such transaction is deemed material and out of the ordinary course of business, including, but not limited to, a transaction which is subject to mandatory public disclosure. </w:t>
       </w:r>
     </w:p>
@@ -649,6 +672,8 @@
         <w:jc w:val="left"/>
       </w:pPr>
       <w:r>
+        <w:t>a.</w:t>
+        <w:tab/>
         <w:t>Be in charge of the procedure for the recommendation and appointment of the Company’s statutory external auditors for financial and sustainability reporting;</w:t>
       </w:r>
     </w:p>
@@ -666,7 +691,8 @@
         <w:jc w:val="left"/>
       </w:pPr>
       <w:r>
-        <w:lastRenderedPageBreak/>
+        <w:t>b.</w:t>
+        <w:tab/>
         <w:t>Provide the Board of Directors with a recommendation regarding appointment of proposed external auditors from time to time, which shall be approved by the general meeting. If an external audit engagement is not renewed, the Audit Committee shall recommend at least two choices for the audit engagement and express a duly justified preference for one of them. The recommendation shall state, that the recommendation has not been influenced by third parties nor has it been subject to any contractual obligation restricting the general meeting’s choice of the external auditor;</w:t>
       </w:r>
     </w:p>
@@ -684,6 +710,8 @@
         <w:jc w:val="left"/>
       </w:pPr>
       <w:r>
+        <w:t>c.</w:t>
+        <w:tab/>
         <w:t xml:space="preserve">Investigate the circumstances of any resignation </w:t>
       </w:r>
       <w:r>
@@ -704,6 +732,8 @@
         <w:jc w:val="left"/>
       </w:pPr>
       <w:r>
+        <w:t>d.</w:t>
+        <w:tab/>
         <w:t>Monitor compliance with the rules governing the duration of the audit engagement under applicable legislation and oversee statutory external auditor rotation, including that appropriate policies are in place to ensure compliance with applicable rotation period requirements, including for audit firms and individual auditors, and carry out tender processes in accordance with applicable legislation;</w:t>
       </w:r>
     </w:p>
@@ -721,6 +751,8 @@
         <w:jc w:val="left"/>
       </w:pPr>
       <w:r>
+        <w:t>e.</w:t>
+        <w:tab/>
         <w:t>Provide the Board of Directors with advice regarding the proposed external auditors from time to time, including on the terms of engagement and fee structure;</w:t>
       </w:r>
     </w:p>
@@ -738,6 +770,8 @@
         <w:jc w:val="left"/>
       </w:pPr>
       <w:r>
+        <w:t>f.</w:t>
+        <w:tab/>
         <w:t xml:space="preserve">Review the fees to the external auditors and evaluate the quality of work being performed by the external auditors; </w:t>
       </w:r>
     </w:p>
@@ -755,6 +789,8 @@
         <w:jc w:val="left"/>
       </w:pPr>
       <w:r>
+        <w:t>g.</w:t>
+        <w:tab/>
         <w:t>Review the strategy, plan, scope, materiality thresholds and approach of the external auditors’ annual audit;</w:t>
       </w:r>
     </w:p>
@@ -772,6 +808,8 @@
         <w:jc w:val="left"/>
       </w:pPr>
       <w:r>
+        <w:t>h.</w:t>
+        <w:tab/>
         <w:t>Review the external auditors’ reports to the Board of Directors, including long-form reports and discuss any reports with the Executive Management and the external auditors;</w:t>
       </w:r>
     </w:p>
@@ -789,6 +827,8 @@
         <w:jc w:val="left"/>
       </w:pPr>
       <w:r>
+        <w:t>i.</w:t>
+        <w:tab/>
         <w:t>Review and inform the Board of Directors about any material issues, whether related to the financial or the sustainability reporting, which the audits may give rise to including gathering answers/explanations to any significant uncorrected and/or corrected adjustments in the accounts;</w:t>
       </w:r>
     </w:p>
@@ -806,6 +846,8 @@
         <w:jc w:val="left"/>
       </w:pPr>
       <w:r>
+        <w:t>j.</w:t>
+        <w:tab/>
         <w:t>Consider and resolve any disagreement between the Executive Management and the external auditors regarding financial and sustainability reporting, accounting policies and estimates;</w:t>
       </w:r>
     </w:p>
@@ -823,6 +865,8 @@
         <w:jc w:val="left"/>
       </w:pPr>
       <w:r>
+        <w:t>k.</w:t>
+        <w:tab/>
         <w:t>Evaluate the overall cooperation with the external auditors;</w:t>
       </w:r>
     </w:p>
@@ -840,6 +884,8 @@
         <w:jc w:val="left"/>
       </w:pPr>
       <w:r>
+        <w:t>l.</w:t>
+        <w:tab/>
         <w:t>Oversee that appropriate policies with regard to hiring employees from the external auditors are in place;</w:t>
       </w:r>
     </w:p>
@@ -857,6 +903,8 @@
         <w:jc w:val="left"/>
       </w:pPr>
       <w:r>
+        <w:t>m.</w:t>
+        <w:tab/>
         <w:t>Review and monitor the independence and quality work being performed by the external auditors, especially the appropriateness of the provision of non-audit services to the Group;</w:t>
       </w:r>
     </w:p>
@@ -874,6 +922,8 @@
         <w:jc w:val="left"/>
       </w:pPr>
       <w:r>
+        <w:t>n.</w:t>
+        <w:tab/>
         <w:t>Discuss any threats and applicable safeguards to the independence of the external auditors with the appointed external auditors and oversee that appropriate procedures exist to ensure compliance of the external auditors’ independence on an annual basis;</w:t>
       </w:r>
     </w:p>
@@ -891,6 +941,8 @@
         <w:jc w:val="left"/>
       </w:pPr>
       <w:r>
+        <w:t>o.</w:t>
+        <w:tab/>
         <w:t>Oversee that appropriate policies to ensure compliance with applicable requirements for non-audit services</w:t>
       </w:r>
       <w:r>
@@ -914,7 +966,8 @@
         <w:jc w:val="left"/>
       </w:pPr>
       <w:r>
-        <w:lastRenderedPageBreak/>
+        <w:t>p.</w:t>
+        <w:tab/>
         <w:t>Supervise the scope of, review and approve the external auditor’s provision of non-audit services, including the fees of the external auditor for such services, and oversee that applicable limits for non-audit services are complied with; and</w:t>
       </w:r>
     </w:p>
@@ -933,6 +986,8 @@
         <w:jc w:val="left"/>
       </w:pPr>
       <w:r>
+        <w:t>q.</w:t>
+        <w:tab/>
         <w:t>Pre-approve all non-audit services to be provided by any external auditors exceeding a cap determined by the Board of Directors</w:t>
       </w:r>
       <w:r>
@@ -1004,6 +1059,8 @@
         <w:jc w:val="left"/>
       </w:pPr>
       <w:r>
+        <w:t>a.</w:t>
+        <w:tab/>
         <w:t xml:space="preserve">At least annually review and evaluate the effectiveness of the Company’s internal controls, risk management framework and policies in relation to financial and sustainability reporting; </w:t>
       </w:r>
     </w:p>
@@ -1021,6 +1078,8 @@
         <w:jc w:val="left"/>
       </w:pPr>
       <w:r>
+        <w:t>b.</w:t>
+        <w:tab/>
         <w:t xml:space="preserve">At least annually, discuss the internal control procedures with the CFO and the external auditor in relation to both financial and sustainability reporting as well as present the Board of Directors with potential areas of improvement; </w:t>
       </w:r>
     </w:p>
@@ -1038,6 +1097,8 @@
         <w:jc w:val="left"/>
       </w:pPr>
       <w:r>
+        <w:t>c.</w:t>
+        <w:tab/>
         <w:t>Monitor insurance coverage and quality;</w:t>
       </w:r>
     </w:p>
@@ -1055,6 +1116,8 @@
         <w:jc w:val="left"/>
       </w:pPr>
       <w:r>
+        <w:t>d.</w:t>
+        <w:tab/>
         <w:t>Annually assess the need for an internal audit function, and in case it is concluded that such is needed, make recommendations on selecting and appointing a head of internal audit and ensuring a budget for an internal audit function;</w:t>
       </w:r>
     </w:p>
@@ -1072,6 +1135,8 @@
         <w:jc w:val="left"/>
       </w:pPr>
       <w:r>
+        <w:t>e.</w:t>
+        <w:tab/>
         <w:t>Ensure that if an internal audit function has been established, a description of its functions is set out in a charter and approved by the Board of Directors, and adequate resources and competences are allocated to carry out the work;</w:t>
       </w:r>
     </w:p>
@@ -1089,6 +1154,8 @@
         <w:jc w:val="left"/>
       </w:pPr>
       <w:r>
+        <w:t>f.</w:t>
+        <w:tab/>
         <w:t>Monitor the Executive Management’s follow-up on the conclusions and recommendations of the internal audit function, if established;</w:t>
       </w:r>
     </w:p>
@@ -1106,6 +1173,8 @@
         <w:jc w:val="left"/>
       </w:pPr>
       <w:r>
+        <w:t>g.</w:t>
+        <w:tab/>
         <w:t>Supervise the Company’s capital structure and dividend distributions to the shareholders from a long-term value creation perspective</w:t>
       </w:r>
       <w:r>
@@ -1126,6 +1195,8 @@
         <w:jc w:val="left"/>
       </w:pPr>
       <w:r>
+        <w:t>h.</w:t>
+        <w:tab/>
         <w:t>Review recommendations to the Board of Directors regarding the Group’s finance (including accounting, controlling, treasury, tax, budgeting and risk functions) and IT organisation as well as the organisational set-up in relation to sustainability;</w:t>
       </w:r>
     </w:p>
@@ -1143,6 +1214,8 @@
         <w:jc w:val="left"/>
       </w:pPr>
       <w:r>
+        <w:t>i.</w:t>
+        <w:tab/>
         <w:t xml:space="preserve">Evaluate the Group’s approach related to IT </w:t>
       </w:r>
       <w:r>
@@ -1172,6 +1245,8 @@
         <w:jc w:val="left"/>
       </w:pPr>
       <w:r>
+        <w:t>j.</w:t>
+        <w:tab/>
         <w:t>Review and recommend approval of risk reports, internal risk management plans and guidelines for internal and external risk reporting submitted to the Board of Directors;</w:t>
       </w:r>
     </w:p>
@@ -1189,6 +1264,8 @@
         <w:jc w:val="left"/>
       </w:pPr>
       <w:r>
+        <w:t>k.</w:t>
+        <w:tab/>
         <w:t xml:space="preserve">At least annually review the Company’s guidelines and policies with respect of risk assessment and risk management, including major financial risk exposure. The review shall include the Company’s internal risk reports and systems for prevention of fraud and detection of violations of the Company’s policies; </w:t>
       </w:r>
     </w:p>
@@ -1206,6 +1283,8 @@
         <w:jc w:val="left"/>
       </w:pPr>
       <w:r>
+        <w:t>l.</w:t>
+        <w:tab/>
         <w:t>Review and evaluate credit risk limits and recommend approval by the Board of Directors of credit risks above a certain pre-defined limit;</w:t>
       </w:r>
     </w:p>
@@ -1223,7 +1302,8 @@
         <w:jc w:val="left"/>
       </w:pPr>
       <w:r>
-        <w:lastRenderedPageBreak/>
+        <w:t>m.</w:t>
+        <w:tab/>
         <w:t>Ensure that the Executive Management has adequate resources in place to identify and assess specific risks related to the Group; and</w:t>
       </w:r>
     </w:p>
@@ -1241,6 +1321,8 @@
         <w:jc w:val="left"/>
       </w:pPr>
       <w:r>
+        <w:t>n.</w:t>
+        <w:tab/>
         <w:t xml:space="preserve">Oversee the Group’s whistleblower system and receive information on received whistleblower reports on an ongoing basis. </w:t>
       </w:r>
     </w:p>
@@ -1338,6 +1420,8 @@
         <w:ind w:right="0"/>
       </w:pPr>
       <w:r>
+        <w:t>a.</w:t>
+        <w:tab/>
         <w:t>Review the Company’s Data Ethics Policy, Tax Policy</w:t>
       </w:r>
       <w:r>
@@ -1364,6 +1448,8 @@
         <w:ind w:right="0"/>
       </w:pPr>
       <w:r>
+        <w:t>b.</w:t>
+        <w:tab/>
         <w:t>Oversee</w:t>
       </w:r>
       <w:r>
@@ -1384,6 +1470,8 @@
         <w:ind w:right="0"/>
       </w:pPr>
       <w:r>
+        <w:t>c.</w:t>
+        <w:tab/>
         <w:t>Oversee effects of expected changes to legislation.</w:t>
       </w:r>
     </w:p>
